--- a/07_Modelisation_Composant/19_Sympact_07_Modelisation_Ressort.docx
+++ b/07_Modelisation_Composant/19_Sympact_07_Modelisation_Ressort.docx
@@ -1,6 +1,6 @@
 
 <file path=word/document.xml><?xml version="1.0" encoding="utf-8"?>
-<w:document xmlns:wpc="http://schemas.microsoft.com/office/word/2010/wordprocessingCanvas" xmlns:cx="http://schemas.microsoft.com/office/drawing/2014/chartex" xmlns:cx1="http://schemas.microsoft.com/office/drawing/2015/9/8/chartex" xmlns:cx2="http://schemas.microsoft.com/office/drawing/2015/10/21/chartex" xmlns:cx3="http://schemas.microsoft.com/office/drawing/2016/5/9/chartex" xmlns:cx4="http://schemas.microsoft.com/office/drawing/2016/5/10/chartex" xmlns:cx5="http://schemas.microsoft.com/office/drawing/2016/5/11/chartex" xmlns:cx6="http://schemas.microsoft.com/office/drawing/2016/5/12/chartex" xmlns:cx7="http://schemas.microsoft.com/office/drawing/2016/5/13/chartex" xmlns:cx8="http://schemas.microsoft.com/office/drawing/2016/5/14/chartex" xmlns:mc="http://schemas.openxmlformats.org/markup-compatibility/2006" xmlns:aink="http://schemas.microsoft.com/office/drawing/2016/ink" xmlns:am3d="http://schemas.microsoft.com/office/drawing/2017/model3d" xmlns:o="urn:schemas-microsoft-com:office:office" xmlns:oel="http://schemas.microsoft.com/office/2019/extlst" xmlns:r="http://schemas.openxmlformats.org/officeDocument/2006/relationships" xmlns:m="http://schemas.openxmlformats.org/officeDocument/2006/math" xmlns:v="urn:schemas-microsoft-com:vml" xmlns:wp14="http://schemas.microsoft.com/office/word/2010/wordprocessingDrawing" xmlns:wp="http://schemas.openxmlformats.org/drawingml/2006/wordprocessingDrawing" xmlns:w10="urn:schemas-microsoft-com:office:word" xmlns:w="http://schemas.openxmlformats.org/wordprocessingml/2006/main" xmlns:w14="http://schemas.microsoft.com/office/word/2010/wordml" xmlns:w15="http://schemas.microsoft.com/office/word/2012/wordml" xmlns:w16cex="http://schemas.microsoft.com/office/word/2018/wordml/cex" xmlns:w16cid="http://schemas.microsoft.com/office/word/2016/wordml/cid" xmlns:w16="http://schemas.microsoft.com/office/word/2018/wordml" xmlns:w16du="http://schemas.microsoft.com/office/word/2023/wordml/word16du" xmlns:w16sdtdh="http://schemas.microsoft.com/office/word/2020/wordml/sdtdatahash" xmlns:w16se="http://schemas.microsoft.com/office/word/2015/wordml/symex" xmlns:wpg="http://schemas.microsoft.com/office/word/2010/wordprocessingGroup" xmlns:wpi="http://schemas.microsoft.com/office/word/2010/wordprocessingInk" xmlns:wne="http://schemas.microsoft.com/office/word/2006/wordml" xmlns:wps="http://schemas.microsoft.com/office/word/2010/wordprocessingShape" mc:Ignorable="w14 w15 w16se w16cid w16 w16cex w16sdtdh w16du wp14">
+<w:document xmlns:wpc="http://schemas.microsoft.com/office/word/2010/wordprocessingCanvas" xmlns:cx="http://schemas.microsoft.com/office/drawing/2014/chartex" xmlns:cx1="http://schemas.microsoft.com/office/drawing/2015/9/8/chartex" xmlns:cx2="http://schemas.microsoft.com/office/drawing/2015/10/21/chartex" xmlns:cx3="http://schemas.microsoft.com/office/drawing/2016/5/9/chartex" xmlns:cx4="http://schemas.microsoft.com/office/drawing/2016/5/10/chartex" xmlns:cx5="http://schemas.microsoft.com/office/drawing/2016/5/11/chartex" xmlns:cx6="http://schemas.microsoft.com/office/drawing/2016/5/12/chartex" xmlns:cx7="http://schemas.microsoft.com/office/drawing/2016/5/13/chartex" xmlns:cx8="http://schemas.microsoft.com/office/drawing/2016/5/14/chartex" xmlns:mc="http://schemas.openxmlformats.org/markup-compatibility/2006" xmlns:aink="http://schemas.microsoft.com/office/drawing/2016/ink" xmlns:am3d="http://schemas.microsoft.com/office/drawing/2017/model3d" xmlns:o="urn:schemas-microsoft-com:office:office" xmlns:oel="http://schemas.microsoft.com/office/2019/extlst" xmlns:r="http://schemas.openxmlformats.org/officeDocument/2006/relationships" xmlns:m="http://schemas.openxmlformats.org/officeDocument/2006/math" xmlns:v="urn:schemas-microsoft-com:vml" xmlns:wp14="http://schemas.microsoft.com/office/word/2010/wordprocessingDrawing" xmlns:wp="http://schemas.openxmlformats.org/drawingml/2006/wordprocessingDrawing" xmlns:w10="urn:schemas-microsoft-com:office:word" xmlns:w="http://schemas.openxmlformats.org/wordprocessingml/2006/main" xmlns:w14="http://schemas.microsoft.com/office/word/2010/wordml" xmlns:w15="http://schemas.microsoft.com/office/word/2012/wordml" xmlns:w16cex="http://schemas.microsoft.com/office/word/2018/wordml/cex" xmlns:w16cid="http://schemas.microsoft.com/office/word/2016/wordml/cid" xmlns:w16="http://schemas.microsoft.com/office/word/2018/wordml" xmlns:w16du="http://schemas.microsoft.com/office/word/2023/wordml/word16du" xmlns:w16sdtdh="http://schemas.microsoft.com/office/word/2020/wordml/sdtdatahash" xmlns:w16sdtfl="http://schemas.microsoft.com/office/word/2024/wordml/sdtformatlock" xmlns:w16se="http://schemas.microsoft.com/office/word/2015/wordml/symex" xmlns:wpg="http://schemas.microsoft.com/office/word/2010/wordprocessingGroup" xmlns:wpi="http://schemas.microsoft.com/office/word/2010/wordprocessingInk" xmlns:wne="http://schemas.microsoft.com/office/word/2006/wordml" xmlns:wps="http://schemas.microsoft.com/office/word/2010/wordprocessingShape" mc:Ignorable="w14 w15 w16se w16cid w16 w16cex w16sdtdh w16sdtfl w16du wp14">
   <w:body>
     <w:p>
       <w:pPr>
@@ -329,15 +329,7 @@
                 <w:b/>
                 <w:lang w:eastAsia="fr-FR"/>
               </w:rPr>
-              <w:t>Analyser</w:t>
-            </w:r>
-            <w:r>
-              <w:rPr>
-                <w:rFonts w:ascii="Tw Cen MT" w:hAnsi="Tw Cen MT"/>
-                <w:b/>
-                <w:lang w:eastAsia="fr-FR"/>
-              </w:rPr>
-              <w:t>, Modéliser</w:t>
+              <w:t>Analyser, Modéliser</w:t>
             </w:r>
           </w:p>
         </w:tc>
@@ -679,12 +671,6 @@
               <w:t xml:space="preserve">En utilisant les modèles et les expériences réalisées, conclure sur la raideur et la précharge du ressort. </w:t>
             </w:r>
           </w:p>
-          <w:p>
-            <w:pPr>
-              <w:spacing w:line="240" w:lineRule="auto"/>
-              <w:jc w:val="left"/>
-            </w:pPr>
-          </w:p>
         </w:tc>
       </w:tr>
     </w:tbl>
@@ -939,7 +925,7 @@
 </file>
 
 <file path=word/endnotes.xml><?xml version="1.0" encoding="utf-8"?>
-<w:endnotes xmlns:wpc="http://schemas.microsoft.com/office/word/2010/wordprocessingCanvas" xmlns:cx="http://schemas.microsoft.com/office/drawing/2014/chartex" xmlns:cx1="http://schemas.microsoft.com/office/drawing/2015/9/8/chartex" xmlns:cx2="http://schemas.microsoft.com/office/drawing/2015/10/21/chartex" xmlns:cx3="http://schemas.microsoft.com/office/drawing/2016/5/9/chartex" xmlns:cx4="http://schemas.microsoft.com/office/drawing/2016/5/10/chartex" xmlns:cx5="http://schemas.microsoft.com/office/drawing/2016/5/11/chartex" xmlns:cx6="http://schemas.microsoft.com/office/drawing/2016/5/12/chartex" xmlns:cx7="http://schemas.microsoft.com/office/drawing/2016/5/13/chartex" xmlns:cx8="http://schemas.microsoft.com/office/drawing/2016/5/14/chartex" xmlns:mc="http://schemas.openxmlformats.org/markup-compatibility/2006" xmlns:aink="http://schemas.microsoft.com/office/drawing/2016/ink" xmlns:am3d="http://schemas.microsoft.com/office/drawing/2017/model3d" xmlns:o="urn:schemas-microsoft-com:office:office" xmlns:oel="http://schemas.microsoft.com/office/2019/extlst" xmlns:r="http://schemas.openxmlformats.org/officeDocument/2006/relationships" xmlns:m="http://schemas.openxmlformats.org/officeDocument/2006/math" xmlns:v="urn:schemas-microsoft-com:vml" xmlns:wp14="http://schemas.microsoft.com/office/word/2010/wordprocessingDrawing" xmlns:wp="http://schemas.openxmlformats.org/drawingml/2006/wordprocessingDrawing" xmlns:w10="urn:schemas-microsoft-com:office:word" xmlns:w="http://schemas.openxmlformats.org/wordprocessingml/2006/main" xmlns:w14="http://schemas.microsoft.com/office/word/2010/wordml" xmlns:w15="http://schemas.microsoft.com/office/word/2012/wordml" xmlns:w16cex="http://schemas.microsoft.com/office/word/2018/wordml/cex" xmlns:w16cid="http://schemas.microsoft.com/office/word/2016/wordml/cid" xmlns:w16="http://schemas.microsoft.com/office/word/2018/wordml" xmlns:w16du="http://schemas.microsoft.com/office/word/2023/wordml/word16du" xmlns:w16sdtdh="http://schemas.microsoft.com/office/word/2020/wordml/sdtdatahash" xmlns:w16se="http://schemas.microsoft.com/office/word/2015/wordml/symex" xmlns:wpg="http://schemas.microsoft.com/office/word/2010/wordprocessingGroup" xmlns:wpi="http://schemas.microsoft.com/office/word/2010/wordprocessingInk" xmlns:wne="http://schemas.microsoft.com/office/word/2006/wordml" xmlns:wps="http://schemas.microsoft.com/office/word/2010/wordprocessingShape" mc:Ignorable="w14 w15 w16se w16cid w16 w16cex w16sdtdh w16du wp14">
+<w:endnotes xmlns:wpc="http://schemas.microsoft.com/office/word/2010/wordprocessingCanvas" xmlns:cx="http://schemas.microsoft.com/office/drawing/2014/chartex" xmlns:cx1="http://schemas.microsoft.com/office/drawing/2015/9/8/chartex" xmlns:cx2="http://schemas.microsoft.com/office/drawing/2015/10/21/chartex" xmlns:cx3="http://schemas.microsoft.com/office/drawing/2016/5/9/chartex" xmlns:cx4="http://schemas.microsoft.com/office/drawing/2016/5/10/chartex" xmlns:cx5="http://schemas.microsoft.com/office/drawing/2016/5/11/chartex" xmlns:cx6="http://schemas.microsoft.com/office/drawing/2016/5/12/chartex" xmlns:cx7="http://schemas.microsoft.com/office/drawing/2016/5/13/chartex" xmlns:cx8="http://schemas.microsoft.com/office/drawing/2016/5/14/chartex" xmlns:mc="http://schemas.openxmlformats.org/markup-compatibility/2006" xmlns:aink="http://schemas.microsoft.com/office/drawing/2016/ink" xmlns:am3d="http://schemas.microsoft.com/office/drawing/2017/model3d" xmlns:o="urn:schemas-microsoft-com:office:office" xmlns:oel="http://schemas.microsoft.com/office/2019/extlst" xmlns:r="http://schemas.openxmlformats.org/officeDocument/2006/relationships" xmlns:m="http://schemas.openxmlformats.org/officeDocument/2006/math" xmlns:v="urn:schemas-microsoft-com:vml" xmlns:wp14="http://schemas.microsoft.com/office/word/2010/wordprocessingDrawing" xmlns:wp="http://schemas.openxmlformats.org/drawingml/2006/wordprocessingDrawing" xmlns:w10="urn:schemas-microsoft-com:office:word" xmlns:w="http://schemas.openxmlformats.org/wordprocessingml/2006/main" xmlns:w14="http://schemas.microsoft.com/office/word/2010/wordml" xmlns:w15="http://schemas.microsoft.com/office/word/2012/wordml" xmlns:w16cex="http://schemas.microsoft.com/office/word/2018/wordml/cex" xmlns:w16cid="http://schemas.microsoft.com/office/word/2016/wordml/cid" xmlns:w16="http://schemas.microsoft.com/office/word/2018/wordml" xmlns:w16du="http://schemas.microsoft.com/office/word/2023/wordml/word16du" xmlns:w16sdtdh="http://schemas.microsoft.com/office/word/2020/wordml/sdtdatahash" xmlns:w16sdtfl="http://schemas.microsoft.com/office/word/2024/wordml/sdtformatlock" xmlns:w16se="http://schemas.microsoft.com/office/word/2015/wordml/symex" xmlns:wpg="http://schemas.microsoft.com/office/word/2010/wordprocessingGroup" xmlns:wpi="http://schemas.microsoft.com/office/word/2010/wordprocessingInk" xmlns:wne="http://schemas.microsoft.com/office/word/2006/wordml" xmlns:wps="http://schemas.microsoft.com/office/word/2010/wordprocessingShape" mc:Ignorable="w14 w15 w16se w16cid w16 w16cex w16sdtdh w16sdtfl w16du wp14">
   <w:endnote w:type="separator" w:id="-1">
     <w:p>
       <w:pPr>
@@ -964,7 +950,7 @@
 </file>
 
 <file path=word/footer1.xml><?xml version="1.0" encoding="utf-8"?>
-<w:ftr xmlns:wpc="http://schemas.microsoft.com/office/word/2010/wordprocessingCanvas" xmlns:cx="http://schemas.microsoft.com/office/drawing/2014/chartex" xmlns:cx1="http://schemas.microsoft.com/office/drawing/2015/9/8/chartex" xmlns:cx2="http://schemas.microsoft.com/office/drawing/2015/10/21/chartex" xmlns:cx3="http://schemas.microsoft.com/office/drawing/2016/5/9/chartex" xmlns:cx4="http://schemas.microsoft.com/office/drawing/2016/5/10/chartex" xmlns:cx5="http://schemas.microsoft.com/office/drawing/2016/5/11/chartex" xmlns:cx6="http://schemas.microsoft.com/office/drawing/2016/5/12/chartex" xmlns:cx7="http://schemas.microsoft.com/office/drawing/2016/5/13/chartex" xmlns:cx8="http://schemas.microsoft.com/office/drawing/2016/5/14/chartex" xmlns:mc="http://schemas.openxmlformats.org/markup-compatibility/2006" xmlns:aink="http://schemas.microsoft.com/office/drawing/2016/ink" xmlns:am3d="http://schemas.microsoft.com/office/drawing/2017/model3d" xmlns:o="urn:schemas-microsoft-com:office:office" xmlns:oel="http://schemas.microsoft.com/office/2019/extlst" xmlns:r="http://schemas.openxmlformats.org/officeDocument/2006/relationships" xmlns:m="http://schemas.openxmlformats.org/officeDocument/2006/math" xmlns:v="urn:schemas-microsoft-com:vml" xmlns:wp14="http://schemas.microsoft.com/office/word/2010/wordprocessingDrawing" xmlns:wp="http://schemas.openxmlformats.org/drawingml/2006/wordprocessingDrawing" xmlns:w10="urn:schemas-microsoft-com:office:word" xmlns:w="http://schemas.openxmlformats.org/wordprocessingml/2006/main" xmlns:w14="http://schemas.microsoft.com/office/word/2010/wordml" xmlns:w15="http://schemas.microsoft.com/office/word/2012/wordml" xmlns:w16cex="http://schemas.microsoft.com/office/word/2018/wordml/cex" xmlns:w16cid="http://schemas.microsoft.com/office/word/2016/wordml/cid" xmlns:w16="http://schemas.microsoft.com/office/word/2018/wordml" xmlns:w16du="http://schemas.microsoft.com/office/word/2023/wordml/word16du" xmlns:w16sdtdh="http://schemas.microsoft.com/office/word/2020/wordml/sdtdatahash" xmlns:w16se="http://schemas.microsoft.com/office/word/2015/wordml/symex" xmlns:wpg="http://schemas.microsoft.com/office/word/2010/wordprocessingGroup" xmlns:wpi="http://schemas.microsoft.com/office/word/2010/wordprocessingInk" xmlns:wne="http://schemas.microsoft.com/office/word/2006/wordml" xmlns:wps="http://schemas.microsoft.com/office/word/2010/wordprocessingShape" mc:Ignorable="w14 w15 w16se w16cid w16 w16cex w16sdtdh w16du wp14">
+<w:ftr xmlns:wpc="http://schemas.microsoft.com/office/word/2010/wordprocessingCanvas" xmlns:cx="http://schemas.microsoft.com/office/drawing/2014/chartex" xmlns:cx1="http://schemas.microsoft.com/office/drawing/2015/9/8/chartex" xmlns:cx2="http://schemas.microsoft.com/office/drawing/2015/10/21/chartex" xmlns:cx3="http://schemas.microsoft.com/office/drawing/2016/5/9/chartex" xmlns:cx4="http://schemas.microsoft.com/office/drawing/2016/5/10/chartex" xmlns:cx5="http://schemas.microsoft.com/office/drawing/2016/5/11/chartex" xmlns:cx6="http://schemas.microsoft.com/office/drawing/2016/5/12/chartex" xmlns:cx7="http://schemas.microsoft.com/office/drawing/2016/5/13/chartex" xmlns:cx8="http://schemas.microsoft.com/office/drawing/2016/5/14/chartex" xmlns:mc="http://schemas.openxmlformats.org/markup-compatibility/2006" xmlns:aink="http://schemas.microsoft.com/office/drawing/2016/ink" xmlns:am3d="http://schemas.microsoft.com/office/drawing/2017/model3d" xmlns:o="urn:schemas-microsoft-com:office:office" xmlns:oel="http://schemas.microsoft.com/office/2019/extlst" xmlns:r="http://schemas.openxmlformats.org/officeDocument/2006/relationships" xmlns:m="http://schemas.openxmlformats.org/officeDocument/2006/math" xmlns:v="urn:schemas-microsoft-com:vml" xmlns:wp14="http://schemas.microsoft.com/office/word/2010/wordprocessingDrawing" xmlns:wp="http://schemas.openxmlformats.org/drawingml/2006/wordprocessingDrawing" xmlns:w10="urn:schemas-microsoft-com:office:word" xmlns:w="http://schemas.openxmlformats.org/wordprocessingml/2006/main" xmlns:w14="http://schemas.microsoft.com/office/word/2010/wordml" xmlns:w15="http://schemas.microsoft.com/office/word/2012/wordml" xmlns:w16cex="http://schemas.microsoft.com/office/word/2018/wordml/cex" xmlns:w16cid="http://schemas.microsoft.com/office/word/2016/wordml/cid" xmlns:w16="http://schemas.microsoft.com/office/word/2018/wordml" xmlns:w16du="http://schemas.microsoft.com/office/word/2023/wordml/word16du" xmlns:w16sdtdh="http://schemas.microsoft.com/office/word/2020/wordml/sdtdatahash" xmlns:w16sdtfl="http://schemas.microsoft.com/office/word/2024/wordml/sdtformatlock" xmlns:w16se="http://schemas.microsoft.com/office/word/2015/wordml/symex" xmlns:wpg="http://schemas.microsoft.com/office/word/2010/wordprocessingGroup" xmlns:wpi="http://schemas.microsoft.com/office/word/2010/wordprocessingInk" xmlns:wne="http://schemas.microsoft.com/office/word/2006/wordml" xmlns:wps="http://schemas.microsoft.com/office/word/2010/wordprocessingShape" mc:Ignorable="w14 w15 w16se w16cid w16 w16cex w16sdtdh w16sdtfl w16du wp14">
   <w:p>
     <w:pPr>
       <w:pStyle w:val="Pieddepage"/>
@@ -974,7 +960,7 @@
 </file>
 
 <file path=word/footer2.xml><?xml version="1.0" encoding="utf-8"?>
-<w:ftr xmlns:wpc="http://schemas.microsoft.com/office/word/2010/wordprocessingCanvas" xmlns:cx="http://schemas.microsoft.com/office/drawing/2014/chartex" xmlns:cx1="http://schemas.microsoft.com/office/drawing/2015/9/8/chartex" xmlns:cx2="http://schemas.microsoft.com/office/drawing/2015/10/21/chartex" xmlns:cx3="http://schemas.microsoft.com/office/drawing/2016/5/9/chartex" xmlns:cx4="http://schemas.microsoft.com/office/drawing/2016/5/10/chartex" xmlns:cx5="http://schemas.microsoft.com/office/drawing/2016/5/11/chartex" xmlns:cx6="http://schemas.microsoft.com/office/drawing/2016/5/12/chartex" xmlns:cx7="http://schemas.microsoft.com/office/drawing/2016/5/13/chartex" xmlns:cx8="http://schemas.microsoft.com/office/drawing/2016/5/14/chartex" xmlns:mc="http://schemas.openxmlformats.org/markup-compatibility/2006" xmlns:aink="http://schemas.microsoft.com/office/drawing/2016/ink" xmlns:am3d="http://schemas.microsoft.com/office/drawing/2017/model3d" xmlns:o="urn:schemas-microsoft-com:office:office" xmlns:oel="http://schemas.microsoft.com/office/2019/extlst" xmlns:r="http://schemas.openxmlformats.org/officeDocument/2006/relationships" xmlns:m="http://schemas.openxmlformats.org/officeDocument/2006/math" xmlns:v="urn:schemas-microsoft-com:vml" xmlns:wp14="http://schemas.microsoft.com/office/word/2010/wordprocessingDrawing" xmlns:wp="http://schemas.openxmlformats.org/drawingml/2006/wordprocessingDrawing" xmlns:w10="urn:schemas-microsoft-com:office:word" xmlns:w="http://schemas.openxmlformats.org/wordprocessingml/2006/main" xmlns:w14="http://schemas.microsoft.com/office/word/2010/wordml" xmlns:w15="http://schemas.microsoft.com/office/word/2012/wordml" xmlns:w16cex="http://schemas.microsoft.com/office/word/2018/wordml/cex" xmlns:w16cid="http://schemas.microsoft.com/office/word/2016/wordml/cid" xmlns:w16="http://schemas.microsoft.com/office/word/2018/wordml" xmlns:w16du="http://schemas.microsoft.com/office/word/2023/wordml/word16du" xmlns:w16sdtdh="http://schemas.microsoft.com/office/word/2020/wordml/sdtdatahash" xmlns:w16se="http://schemas.microsoft.com/office/word/2015/wordml/symex" xmlns:wpg="http://schemas.microsoft.com/office/word/2010/wordprocessingGroup" xmlns:wpi="http://schemas.microsoft.com/office/word/2010/wordprocessingInk" xmlns:wne="http://schemas.microsoft.com/office/word/2006/wordml" xmlns:wps="http://schemas.microsoft.com/office/word/2010/wordprocessingShape" mc:Ignorable="w14 w15 w16se w16cid w16 w16cex w16sdtdh w16du wp14">
+<w:ftr xmlns:wpc="http://schemas.microsoft.com/office/word/2010/wordprocessingCanvas" xmlns:cx="http://schemas.microsoft.com/office/drawing/2014/chartex" xmlns:cx1="http://schemas.microsoft.com/office/drawing/2015/9/8/chartex" xmlns:cx2="http://schemas.microsoft.com/office/drawing/2015/10/21/chartex" xmlns:cx3="http://schemas.microsoft.com/office/drawing/2016/5/9/chartex" xmlns:cx4="http://schemas.microsoft.com/office/drawing/2016/5/10/chartex" xmlns:cx5="http://schemas.microsoft.com/office/drawing/2016/5/11/chartex" xmlns:cx6="http://schemas.microsoft.com/office/drawing/2016/5/12/chartex" xmlns:cx7="http://schemas.microsoft.com/office/drawing/2016/5/13/chartex" xmlns:cx8="http://schemas.microsoft.com/office/drawing/2016/5/14/chartex" xmlns:mc="http://schemas.openxmlformats.org/markup-compatibility/2006" xmlns:aink="http://schemas.microsoft.com/office/drawing/2016/ink" xmlns:am3d="http://schemas.microsoft.com/office/drawing/2017/model3d" xmlns:o="urn:schemas-microsoft-com:office:office" xmlns:oel="http://schemas.microsoft.com/office/2019/extlst" xmlns:r="http://schemas.openxmlformats.org/officeDocument/2006/relationships" xmlns:m="http://schemas.openxmlformats.org/officeDocument/2006/math" xmlns:v="urn:schemas-microsoft-com:vml" xmlns:wp14="http://schemas.microsoft.com/office/word/2010/wordprocessingDrawing" xmlns:wp="http://schemas.openxmlformats.org/drawingml/2006/wordprocessingDrawing" xmlns:w10="urn:schemas-microsoft-com:office:word" xmlns:w="http://schemas.openxmlformats.org/wordprocessingml/2006/main" xmlns:w14="http://schemas.microsoft.com/office/word/2010/wordml" xmlns:w15="http://schemas.microsoft.com/office/word/2012/wordml" xmlns:w16cex="http://schemas.microsoft.com/office/word/2018/wordml/cex" xmlns:w16cid="http://schemas.microsoft.com/office/word/2016/wordml/cid" xmlns:w16="http://schemas.microsoft.com/office/word/2018/wordml" xmlns:w16du="http://schemas.microsoft.com/office/word/2023/wordml/word16du" xmlns:w16sdtdh="http://schemas.microsoft.com/office/word/2020/wordml/sdtdatahash" xmlns:w16sdtfl="http://schemas.microsoft.com/office/word/2024/wordml/sdtformatlock" xmlns:w16se="http://schemas.microsoft.com/office/word/2015/wordml/symex" xmlns:wpg="http://schemas.microsoft.com/office/word/2010/wordprocessingGroup" xmlns:wpi="http://schemas.microsoft.com/office/word/2010/wordprocessingInk" xmlns:wne="http://schemas.microsoft.com/office/word/2006/wordml" xmlns:wps="http://schemas.microsoft.com/office/word/2010/wordprocessingShape" mc:Ignorable="w14 w15 w16se w16cid w16 w16cex w16sdtdh w16sdtfl w16du wp14">
   <w:tbl>
     <w:tblPr>
       <w:tblStyle w:val="Grilledutableau"/>
@@ -1115,7 +1101,7 @@
 </file>
 
 <file path=word/footer3.xml><?xml version="1.0" encoding="utf-8"?>
-<w:ftr xmlns:wpc="http://schemas.microsoft.com/office/word/2010/wordprocessingCanvas" xmlns:cx="http://schemas.microsoft.com/office/drawing/2014/chartex" xmlns:cx1="http://schemas.microsoft.com/office/drawing/2015/9/8/chartex" xmlns:cx2="http://schemas.microsoft.com/office/drawing/2015/10/21/chartex" xmlns:cx3="http://schemas.microsoft.com/office/drawing/2016/5/9/chartex" xmlns:cx4="http://schemas.microsoft.com/office/drawing/2016/5/10/chartex" xmlns:cx5="http://schemas.microsoft.com/office/drawing/2016/5/11/chartex" xmlns:cx6="http://schemas.microsoft.com/office/drawing/2016/5/12/chartex" xmlns:cx7="http://schemas.microsoft.com/office/drawing/2016/5/13/chartex" xmlns:cx8="http://schemas.microsoft.com/office/drawing/2016/5/14/chartex" xmlns:mc="http://schemas.openxmlformats.org/markup-compatibility/2006" xmlns:aink="http://schemas.microsoft.com/office/drawing/2016/ink" xmlns:am3d="http://schemas.microsoft.com/office/drawing/2017/model3d" xmlns:o="urn:schemas-microsoft-com:office:office" xmlns:oel="http://schemas.microsoft.com/office/2019/extlst" xmlns:r="http://schemas.openxmlformats.org/officeDocument/2006/relationships" xmlns:m="http://schemas.openxmlformats.org/officeDocument/2006/math" xmlns:v="urn:schemas-microsoft-com:vml" xmlns:wp14="http://schemas.microsoft.com/office/word/2010/wordprocessingDrawing" xmlns:wp="http://schemas.openxmlformats.org/drawingml/2006/wordprocessingDrawing" xmlns:w10="urn:schemas-microsoft-com:office:word" xmlns:w="http://schemas.openxmlformats.org/wordprocessingml/2006/main" xmlns:w14="http://schemas.microsoft.com/office/word/2010/wordml" xmlns:w15="http://schemas.microsoft.com/office/word/2012/wordml" xmlns:w16cex="http://schemas.microsoft.com/office/word/2018/wordml/cex" xmlns:w16cid="http://schemas.microsoft.com/office/word/2016/wordml/cid" xmlns:w16="http://schemas.microsoft.com/office/word/2018/wordml" xmlns:w16du="http://schemas.microsoft.com/office/word/2023/wordml/word16du" xmlns:w16sdtdh="http://schemas.microsoft.com/office/word/2020/wordml/sdtdatahash" xmlns:w16se="http://schemas.microsoft.com/office/word/2015/wordml/symex" xmlns:wpg="http://schemas.microsoft.com/office/word/2010/wordprocessingGroup" xmlns:wpi="http://schemas.microsoft.com/office/word/2010/wordprocessingInk" xmlns:wne="http://schemas.microsoft.com/office/word/2006/wordml" xmlns:wps="http://schemas.microsoft.com/office/word/2010/wordprocessingShape" mc:Ignorable="w14 w15 w16se w16cid w16 w16cex w16sdtdh w16du wp14">
+<w:ftr xmlns:wpc="http://schemas.microsoft.com/office/word/2010/wordprocessingCanvas" xmlns:cx="http://schemas.microsoft.com/office/drawing/2014/chartex" xmlns:cx1="http://schemas.microsoft.com/office/drawing/2015/9/8/chartex" xmlns:cx2="http://schemas.microsoft.com/office/drawing/2015/10/21/chartex" xmlns:cx3="http://schemas.microsoft.com/office/drawing/2016/5/9/chartex" xmlns:cx4="http://schemas.microsoft.com/office/drawing/2016/5/10/chartex" xmlns:cx5="http://schemas.microsoft.com/office/drawing/2016/5/11/chartex" xmlns:cx6="http://schemas.microsoft.com/office/drawing/2016/5/12/chartex" xmlns:cx7="http://schemas.microsoft.com/office/drawing/2016/5/13/chartex" xmlns:cx8="http://schemas.microsoft.com/office/drawing/2016/5/14/chartex" xmlns:mc="http://schemas.openxmlformats.org/markup-compatibility/2006" xmlns:aink="http://schemas.microsoft.com/office/drawing/2016/ink" xmlns:am3d="http://schemas.microsoft.com/office/drawing/2017/model3d" xmlns:o="urn:schemas-microsoft-com:office:office" xmlns:oel="http://schemas.microsoft.com/office/2019/extlst" xmlns:r="http://schemas.openxmlformats.org/officeDocument/2006/relationships" xmlns:m="http://schemas.openxmlformats.org/officeDocument/2006/math" xmlns:v="urn:schemas-microsoft-com:vml" xmlns:wp14="http://schemas.microsoft.com/office/word/2010/wordprocessingDrawing" xmlns:wp="http://schemas.openxmlformats.org/drawingml/2006/wordprocessingDrawing" xmlns:w10="urn:schemas-microsoft-com:office:word" xmlns:w="http://schemas.openxmlformats.org/wordprocessingml/2006/main" xmlns:w14="http://schemas.microsoft.com/office/word/2010/wordml" xmlns:w15="http://schemas.microsoft.com/office/word/2012/wordml" xmlns:w16cex="http://schemas.microsoft.com/office/word/2018/wordml/cex" xmlns:w16cid="http://schemas.microsoft.com/office/word/2016/wordml/cid" xmlns:w16="http://schemas.microsoft.com/office/word/2018/wordml" xmlns:w16du="http://schemas.microsoft.com/office/word/2023/wordml/word16du" xmlns:w16sdtdh="http://schemas.microsoft.com/office/word/2020/wordml/sdtdatahash" xmlns:w16sdtfl="http://schemas.microsoft.com/office/word/2024/wordml/sdtformatlock" xmlns:w16se="http://schemas.microsoft.com/office/word/2015/wordml/symex" xmlns:wpg="http://schemas.microsoft.com/office/word/2010/wordprocessingGroup" xmlns:wpi="http://schemas.microsoft.com/office/word/2010/wordprocessingInk" xmlns:wne="http://schemas.microsoft.com/office/word/2006/wordml" xmlns:wps="http://schemas.microsoft.com/office/word/2010/wordprocessingShape" mc:Ignorable="w14 w15 w16se w16cid w16 w16cex w16sdtdh w16sdtfl w16du wp14">
   <w:tbl>
     <w:tblPr>
       <w:tblStyle w:val="Grilledutableau"/>
@@ -1239,7 +1225,7 @@
 </file>
 
 <file path=word/footnotes.xml><?xml version="1.0" encoding="utf-8"?>
-<w:footnotes xmlns:wpc="http://schemas.microsoft.com/office/word/2010/wordprocessingCanvas" xmlns:cx="http://schemas.microsoft.com/office/drawing/2014/chartex" xmlns:cx1="http://schemas.microsoft.com/office/drawing/2015/9/8/chartex" xmlns:cx2="http://schemas.microsoft.com/office/drawing/2015/10/21/chartex" xmlns:cx3="http://schemas.microsoft.com/office/drawing/2016/5/9/chartex" xmlns:cx4="http://schemas.microsoft.com/office/drawing/2016/5/10/chartex" xmlns:cx5="http://schemas.microsoft.com/office/drawing/2016/5/11/chartex" xmlns:cx6="http://schemas.microsoft.com/office/drawing/2016/5/12/chartex" xmlns:cx7="http://schemas.microsoft.com/office/drawing/2016/5/13/chartex" xmlns:cx8="http://schemas.microsoft.com/office/drawing/2016/5/14/chartex" xmlns:mc="http://schemas.openxmlformats.org/markup-compatibility/2006" xmlns:aink="http://schemas.microsoft.com/office/drawing/2016/ink" xmlns:am3d="http://schemas.microsoft.com/office/drawing/2017/model3d" xmlns:o="urn:schemas-microsoft-com:office:office" xmlns:oel="http://schemas.microsoft.com/office/2019/extlst" xmlns:r="http://schemas.openxmlformats.org/officeDocument/2006/relationships" xmlns:m="http://schemas.openxmlformats.org/officeDocument/2006/math" xmlns:v="urn:schemas-microsoft-com:vml" xmlns:wp14="http://schemas.microsoft.com/office/word/2010/wordprocessingDrawing" xmlns:wp="http://schemas.openxmlformats.org/drawingml/2006/wordprocessingDrawing" xmlns:w10="urn:schemas-microsoft-com:office:word" xmlns:w="http://schemas.openxmlformats.org/wordprocessingml/2006/main" xmlns:w14="http://schemas.microsoft.com/office/word/2010/wordml" xmlns:w15="http://schemas.microsoft.com/office/word/2012/wordml" xmlns:w16cex="http://schemas.microsoft.com/office/word/2018/wordml/cex" xmlns:w16cid="http://schemas.microsoft.com/office/word/2016/wordml/cid" xmlns:w16="http://schemas.microsoft.com/office/word/2018/wordml" xmlns:w16du="http://schemas.microsoft.com/office/word/2023/wordml/word16du" xmlns:w16sdtdh="http://schemas.microsoft.com/office/word/2020/wordml/sdtdatahash" xmlns:w16se="http://schemas.microsoft.com/office/word/2015/wordml/symex" xmlns:wpg="http://schemas.microsoft.com/office/word/2010/wordprocessingGroup" xmlns:wpi="http://schemas.microsoft.com/office/word/2010/wordprocessingInk" xmlns:wne="http://schemas.microsoft.com/office/word/2006/wordml" xmlns:wps="http://schemas.microsoft.com/office/word/2010/wordprocessingShape" mc:Ignorable="w14 w15 w16se w16cid w16 w16cex w16sdtdh w16du wp14">
+<w:footnotes xmlns:wpc="http://schemas.microsoft.com/office/word/2010/wordprocessingCanvas" xmlns:cx="http://schemas.microsoft.com/office/drawing/2014/chartex" xmlns:cx1="http://schemas.microsoft.com/office/drawing/2015/9/8/chartex" xmlns:cx2="http://schemas.microsoft.com/office/drawing/2015/10/21/chartex" xmlns:cx3="http://schemas.microsoft.com/office/drawing/2016/5/9/chartex" xmlns:cx4="http://schemas.microsoft.com/office/drawing/2016/5/10/chartex" xmlns:cx5="http://schemas.microsoft.com/office/drawing/2016/5/11/chartex" xmlns:cx6="http://schemas.microsoft.com/office/drawing/2016/5/12/chartex" xmlns:cx7="http://schemas.microsoft.com/office/drawing/2016/5/13/chartex" xmlns:cx8="http://schemas.microsoft.com/office/drawing/2016/5/14/chartex" xmlns:mc="http://schemas.openxmlformats.org/markup-compatibility/2006" xmlns:aink="http://schemas.microsoft.com/office/drawing/2016/ink" xmlns:am3d="http://schemas.microsoft.com/office/drawing/2017/model3d" xmlns:o="urn:schemas-microsoft-com:office:office" xmlns:oel="http://schemas.microsoft.com/office/2019/extlst" xmlns:r="http://schemas.openxmlformats.org/officeDocument/2006/relationships" xmlns:m="http://schemas.openxmlformats.org/officeDocument/2006/math" xmlns:v="urn:schemas-microsoft-com:vml" xmlns:wp14="http://schemas.microsoft.com/office/word/2010/wordprocessingDrawing" xmlns:wp="http://schemas.openxmlformats.org/drawingml/2006/wordprocessingDrawing" xmlns:w10="urn:schemas-microsoft-com:office:word" xmlns:w="http://schemas.openxmlformats.org/wordprocessingml/2006/main" xmlns:w14="http://schemas.microsoft.com/office/word/2010/wordml" xmlns:w15="http://schemas.microsoft.com/office/word/2012/wordml" xmlns:w16cex="http://schemas.microsoft.com/office/word/2018/wordml/cex" xmlns:w16cid="http://schemas.microsoft.com/office/word/2016/wordml/cid" xmlns:w16="http://schemas.microsoft.com/office/word/2018/wordml" xmlns:w16du="http://schemas.microsoft.com/office/word/2023/wordml/word16du" xmlns:w16sdtdh="http://schemas.microsoft.com/office/word/2020/wordml/sdtdatahash" xmlns:w16sdtfl="http://schemas.microsoft.com/office/word/2024/wordml/sdtformatlock" xmlns:w16se="http://schemas.microsoft.com/office/word/2015/wordml/symex" xmlns:wpg="http://schemas.microsoft.com/office/word/2010/wordprocessingGroup" xmlns:wpi="http://schemas.microsoft.com/office/word/2010/wordprocessingInk" xmlns:wne="http://schemas.microsoft.com/office/word/2006/wordml" xmlns:wps="http://schemas.microsoft.com/office/word/2010/wordprocessingShape" mc:Ignorable="w14 w15 w16se w16cid w16 w16cex w16sdtdh w16sdtfl w16du wp14">
   <w:footnote w:type="separator" w:id="-1">
     <w:p>
       <w:pPr>
@@ -1264,7 +1250,7 @@
 </file>
 
 <file path=word/header1.xml><?xml version="1.0" encoding="utf-8"?>
-<w:hdr xmlns:wpc="http://schemas.microsoft.com/office/word/2010/wordprocessingCanvas" xmlns:cx="http://schemas.microsoft.com/office/drawing/2014/chartex" xmlns:cx1="http://schemas.microsoft.com/office/drawing/2015/9/8/chartex" xmlns:cx2="http://schemas.microsoft.com/office/drawing/2015/10/21/chartex" xmlns:cx3="http://schemas.microsoft.com/office/drawing/2016/5/9/chartex" xmlns:cx4="http://schemas.microsoft.com/office/drawing/2016/5/10/chartex" xmlns:cx5="http://schemas.microsoft.com/office/drawing/2016/5/11/chartex" xmlns:cx6="http://schemas.microsoft.com/office/drawing/2016/5/12/chartex" xmlns:cx7="http://schemas.microsoft.com/office/drawing/2016/5/13/chartex" xmlns:cx8="http://schemas.microsoft.com/office/drawing/2016/5/14/chartex" xmlns:mc="http://schemas.openxmlformats.org/markup-compatibility/2006" xmlns:aink="http://schemas.microsoft.com/office/drawing/2016/ink" xmlns:am3d="http://schemas.microsoft.com/office/drawing/2017/model3d" xmlns:o="urn:schemas-microsoft-com:office:office" xmlns:oel="http://schemas.microsoft.com/office/2019/extlst" xmlns:r="http://schemas.openxmlformats.org/officeDocument/2006/relationships" xmlns:m="http://schemas.openxmlformats.org/officeDocument/2006/math" xmlns:v="urn:schemas-microsoft-com:vml" xmlns:wp14="http://schemas.microsoft.com/office/word/2010/wordprocessingDrawing" xmlns:wp="http://schemas.openxmlformats.org/drawingml/2006/wordprocessingDrawing" xmlns:w10="urn:schemas-microsoft-com:office:word" xmlns:w="http://schemas.openxmlformats.org/wordprocessingml/2006/main" xmlns:w14="http://schemas.microsoft.com/office/word/2010/wordml" xmlns:w15="http://schemas.microsoft.com/office/word/2012/wordml" xmlns:w16cex="http://schemas.microsoft.com/office/word/2018/wordml/cex" xmlns:w16cid="http://schemas.microsoft.com/office/word/2016/wordml/cid" xmlns:w16="http://schemas.microsoft.com/office/word/2018/wordml" xmlns:w16du="http://schemas.microsoft.com/office/word/2023/wordml/word16du" xmlns:w16sdtdh="http://schemas.microsoft.com/office/word/2020/wordml/sdtdatahash" xmlns:w16se="http://schemas.microsoft.com/office/word/2015/wordml/symex" xmlns:wpg="http://schemas.microsoft.com/office/word/2010/wordprocessingGroup" xmlns:wpi="http://schemas.microsoft.com/office/word/2010/wordprocessingInk" xmlns:wne="http://schemas.microsoft.com/office/word/2006/wordml" xmlns:wps="http://schemas.microsoft.com/office/word/2010/wordprocessingShape" mc:Ignorable="w14 w15 w16se w16cid w16 w16cex w16sdtdh w16du wp14">
+<w:hdr xmlns:wpc="http://schemas.microsoft.com/office/word/2010/wordprocessingCanvas" xmlns:cx="http://schemas.microsoft.com/office/drawing/2014/chartex" xmlns:cx1="http://schemas.microsoft.com/office/drawing/2015/9/8/chartex" xmlns:cx2="http://schemas.microsoft.com/office/drawing/2015/10/21/chartex" xmlns:cx3="http://schemas.microsoft.com/office/drawing/2016/5/9/chartex" xmlns:cx4="http://schemas.microsoft.com/office/drawing/2016/5/10/chartex" xmlns:cx5="http://schemas.microsoft.com/office/drawing/2016/5/11/chartex" xmlns:cx6="http://schemas.microsoft.com/office/drawing/2016/5/12/chartex" xmlns:cx7="http://schemas.microsoft.com/office/drawing/2016/5/13/chartex" xmlns:cx8="http://schemas.microsoft.com/office/drawing/2016/5/14/chartex" xmlns:mc="http://schemas.openxmlformats.org/markup-compatibility/2006" xmlns:aink="http://schemas.microsoft.com/office/drawing/2016/ink" xmlns:am3d="http://schemas.microsoft.com/office/drawing/2017/model3d" xmlns:o="urn:schemas-microsoft-com:office:office" xmlns:oel="http://schemas.microsoft.com/office/2019/extlst" xmlns:r="http://schemas.openxmlformats.org/officeDocument/2006/relationships" xmlns:m="http://schemas.openxmlformats.org/officeDocument/2006/math" xmlns:v="urn:schemas-microsoft-com:vml" xmlns:wp14="http://schemas.microsoft.com/office/word/2010/wordprocessingDrawing" xmlns:wp="http://schemas.openxmlformats.org/drawingml/2006/wordprocessingDrawing" xmlns:w10="urn:schemas-microsoft-com:office:word" xmlns:w="http://schemas.openxmlformats.org/wordprocessingml/2006/main" xmlns:w14="http://schemas.microsoft.com/office/word/2010/wordml" xmlns:w15="http://schemas.microsoft.com/office/word/2012/wordml" xmlns:w16cex="http://schemas.microsoft.com/office/word/2018/wordml/cex" xmlns:w16cid="http://schemas.microsoft.com/office/word/2016/wordml/cid" xmlns:w16="http://schemas.microsoft.com/office/word/2018/wordml" xmlns:w16du="http://schemas.microsoft.com/office/word/2023/wordml/word16du" xmlns:w16sdtdh="http://schemas.microsoft.com/office/word/2020/wordml/sdtdatahash" xmlns:w16sdtfl="http://schemas.microsoft.com/office/word/2024/wordml/sdtformatlock" xmlns:w16se="http://schemas.microsoft.com/office/word/2015/wordml/symex" xmlns:wpg="http://schemas.microsoft.com/office/word/2010/wordprocessingGroup" xmlns:wpi="http://schemas.microsoft.com/office/word/2010/wordprocessingInk" xmlns:wne="http://schemas.microsoft.com/office/word/2006/wordml" xmlns:wps="http://schemas.microsoft.com/office/word/2010/wordprocessingShape" mc:Ignorable="w14 w15 w16se w16cid w16 w16cex w16sdtdh w16sdtfl w16du wp14">
   <w:p>
     <w:pPr>
       <w:pStyle w:val="En-tte"/>
@@ -1274,7 +1260,7 @@
 </file>
 
 <file path=word/header2.xml><?xml version="1.0" encoding="utf-8"?>
-<w:hdr xmlns:wpc="http://schemas.microsoft.com/office/word/2010/wordprocessingCanvas" xmlns:cx="http://schemas.microsoft.com/office/drawing/2014/chartex" xmlns:cx1="http://schemas.microsoft.com/office/drawing/2015/9/8/chartex" xmlns:cx2="http://schemas.microsoft.com/office/drawing/2015/10/21/chartex" xmlns:cx3="http://schemas.microsoft.com/office/drawing/2016/5/9/chartex" xmlns:cx4="http://schemas.microsoft.com/office/drawing/2016/5/10/chartex" xmlns:cx5="http://schemas.microsoft.com/office/drawing/2016/5/11/chartex" xmlns:cx6="http://schemas.microsoft.com/office/drawing/2016/5/12/chartex" xmlns:cx7="http://schemas.microsoft.com/office/drawing/2016/5/13/chartex" xmlns:cx8="http://schemas.microsoft.com/office/drawing/2016/5/14/chartex" xmlns:mc="http://schemas.openxmlformats.org/markup-compatibility/2006" xmlns:aink="http://schemas.microsoft.com/office/drawing/2016/ink" xmlns:am3d="http://schemas.microsoft.com/office/drawing/2017/model3d" xmlns:o="urn:schemas-microsoft-com:office:office" xmlns:oel="http://schemas.microsoft.com/office/2019/extlst" xmlns:r="http://schemas.openxmlformats.org/officeDocument/2006/relationships" xmlns:m="http://schemas.openxmlformats.org/officeDocument/2006/math" xmlns:v="urn:schemas-microsoft-com:vml" xmlns:wp14="http://schemas.microsoft.com/office/word/2010/wordprocessingDrawing" xmlns:wp="http://schemas.openxmlformats.org/drawingml/2006/wordprocessingDrawing" xmlns:w10="urn:schemas-microsoft-com:office:word" xmlns:w="http://schemas.openxmlformats.org/wordprocessingml/2006/main" xmlns:w14="http://schemas.microsoft.com/office/word/2010/wordml" xmlns:w15="http://schemas.microsoft.com/office/word/2012/wordml" xmlns:w16cex="http://schemas.microsoft.com/office/word/2018/wordml/cex" xmlns:w16cid="http://schemas.microsoft.com/office/word/2016/wordml/cid" xmlns:w16="http://schemas.microsoft.com/office/word/2018/wordml" xmlns:w16du="http://schemas.microsoft.com/office/word/2023/wordml/word16du" xmlns:w16sdtdh="http://schemas.microsoft.com/office/word/2020/wordml/sdtdatahash" xmlns:w16se="http://schemas.microsoft.com/office/word/2015/wordml/symex" xmlns:wpg="http://schemas.microsoft.com/office/word/2010/wordprocessingGroup" xmlns:wpi="http://schemas.microsoft.com/office/word/2010/wordprocessingInk" xmlns:wne="http://schemas.microsoft.com/office/word/2006/wordml" xmlns:wps="http://schemas.microsoft.com/office/word/2010/wordprocessingShape" mc:Ignorable="w14 w15 w16se w16cid w16 w16cex w16sdtdh w16du wp14">
+<w:hdr xmlns:wpc="http://schemas.microsoft.com/office/word/2010/wordprocessingCanvas" xmlns:cx="http://schemas.microsoft.com/office/drawing/2014/chartex" xmlns:cx1="http://schemas.microsoft.com/office/drawing/2015/9/8/chartex" xmlns:cx2="http://schemas.microsoft.com/office/drawing/2015/10/21/chartex" xmlns:cx3="http://schemas.microsoft.com/office/drawing/2016/5/9/chartex" xmlns:cx4="http://schemas.microsoft.com/office/drawing/2016/5/10/chartex" xmlns:cx5="http://schemas.microsoft.com/office/drawing/2016/5/11/chartex" xmlns:cx6="http://schemas.microsoft.com/office/drawing/2016/5/12/chartex" xmlns:cx7="http://schemas.microsoft.com/office/drawing/2016/5/13/chartex" xmlns:cx8="http://schemas.microsoft.com/office/drawing/2016/5/14/chartex" xmlns:mc="http://schemas.openxmlformats.org/markup-compatibility/2006" xmlns:aink="http://schemas.microsoft.com/office/drawing/2016/ink" xmlns:am3d="http://schemas.microsoft.com/office/drawing/2017/model3d" xmlns:o="urn:schemas-microsoft-com:office:office" xmlns:oel="http://schemas.microsoft.com/office/2019/extlst" xmlns:r="http://schemas.openxmlformats.org/officeDocument/2006/relationships" xmlns:m="http://schemas.openxmlformats.org/officeDocument/2006/math" xmlns:v="urn:schemas-microsoft-com:vml" xmlns:wp14="http://schemas.microsoft.com/office/word/2010/wordprocessingDrawing" xmlns:wp="http://schemas.openxmlformats.org/drawingml/2006/wordprocessingDrawing" xmlns:w10="urn:schemas-microsoft-com:office:word" xmlns:w="http://schemas.openxmlformats.org/wordprocessingml/2006/main" xmlns:w14="http://schemas.microsoft.com/office/word/2010/wordml" xmlns:w15="http://schemas.microsoft.com/office/word/2012/wordml" xmlns:w16cex="http://schemas.microsoft.com/office/word/2018/wordml/cex" xmlns:w16cid="http://schemas.microsoft.com/office/word/2016/wordml/cid" xmlns:w16="http://schemas.microsoft.com/office/word/2018/wordml" xmlns:w16du="http://schemas.microsoft.com/office/word/2023/wordml/word16du" xmlns:w16sdtdh="http://schemas.microsoft.com/office/word/2020/wordml/sdtdatahash" xmlns:w16sdtfl="http://schemas.microsoft.com/office/word/2024/wordml/sdtformatlock" xmlns:w16se="http://schemas.microsoft.com/office/word/2015/wordml/symex" xmlns:wpg="http://schemas.microsoft.com/office/word/2010/wordprocessingGroup" xmlns:wpi="http://schemas.microsoft.com/office/word/2010/wordprocessingInk" xmlns:wne="http://schemas.microsoft.com/office/word/2006/wordml" xmlns:wps="http://schemas.microsoft.com/office/word/2010/wordprocessingShape" mc:Ignorable="w14 w15 w16se w16cid w16 w16cex w16sdtdh w16sdtfl w16du wp14">
   <w:tbl>
     <w:tblPr>
       <w:tblStyle w:val="Grilledutableau"/>
@@ -1463,7 +1449,7 @@
 </file>
 
 <file path=word/header3.xml><?xml version="1.0" encoding="utf-8"?>
-<w:hdr xmlns:wpc="http://schemas.microsoft.com/office/word/2010/wordprocessingCanvas" xmlns:cx="http://schemas.microsoft.com/office/drawing/2014/chartex" xmlns:cx1="http://schemas.microsoft.com/office/drawing/2015/9/8/chartex" xmlns:cx2="http://schemas.microsoft.com/office/drawing/2015/10/21/chartex" xmlns:cx3="http://schemas.microsoft.com/office/drawing/2016/5/9/chartex" xmlns:cx4="http://schemas.microsoft.com/office/drawing/2016/5/10/chartex" xmlns:cx5="http://schemas.microsoft.com/office/drawing/2016/5/11/chartex" xmlns:cx6="http://schemas.microsoft.com/office/drawing/2016/5/12/chartex" xmlns:cx7="http://schemas.microsoft.com/office/drawing/2016/5/13/chartex" xmlns:cx8="http://schemas.microsoft.com/office/drawing/2016/5/14/chartex" xmlns:mc="http://schemas.openxmlformats.org/markup-compatibility/2006" xmlns:aink="http://schemas.microsoft.com/office/drawing/2016/ink" xmlns:am3d="http://schemas.microsoft.com/office/drawing/2017/model3d" xmlns:o="urn:schemas-microsoft-com:office:office" xmlns:oel="http://schemas.microsoft.com/office/2019/extlst" xmlns:r="http://schemas.openxmlformats.org/officeDocument/2006/relationships" xmlns:m="http://schemas.openxmlformats.org/officeDocument/2006/math" xmlns:v="urn:schemas-microsoft-com:vml" xmlns:wp14="http://schemas.microsoft.com/office/word/2010/wordprocessingDrawing" xmlns:wp="http://schemas.openxmlformats.org/drawingml/2006/wordprocessingDrawing" xmlns:w10="urn:schemas-microsoft-com:office:word" xmlns:w="http://schemas.openxmlformats.org/wordprocessingml/2006/main" xmlns:w14="http://schemas.microsoft.com/office/word/2010/wordml" xmlns:w15="http://schemas.microsoft.com/office/word/2012/wordml" xmlns:w16cex="http://schemas.microsoft.com/office/word/2018/wordml/cex" xmlns:w16cid="http://schemas.microsoft.com/office/word/2016/wordml/cid" xmlns:w16="http://schemas.microsoft.com/office/word/2018/wordml" xmlns:w16du="http://schemas.microsoft.com/office/word/2023/wordml/word16du" xmlns:w16sdtdh="http://schemas.microsoft.com/office/word/2020/wordml/sdtdatahash" xmlns:w16se="http://schemas.microsoft.com/office/word/2015/wordml/symex" xmlns:wpg="http://schemas.microsoft.com/office/word/2010/wordprocessingGroup" xmlns:wpi="http://schemas.microsoft.com/office/word/2010/wordprocessingInk" xmlns:wne="http://schemas.microsoft.com/office/word/2006/wordml" xmlns:wps="http://schemas.microsoft.com/office/word/2010/wordprocessingShape" mc:Ignorable="w14 w15 w16se w16cid w16 w16cex w16sdtdh w16du wp14">
+<w:hdr xmlns:wpc="http://schemas.microsoft.com/office/word/2010/wordprocessingCanvas" xmlns:cx="http://schemas.microsoft.com/office/drawing/2014/chartex" xmlns:cx1="http://schemas.microsoft.com/office/drawing/2015/9/8/chartex" xmlns:cx2="http://schemas.microsoft.com/office/drawing/2015/10/21/chartex" xmlns:cx3="http://schemas.microsoft.com/office/drawing/2016/5/9/chartex" xmlns:cx4="http://schemas.microsoft.com/office/drawing/2016/5/10/chartex" xmlns:cx5="http://schemas.microsoft.com/office/drawing/2016/5/11/chartex" xmlns:cx6="http://schemas.microsoft.com/office/drawing/2016/5/12/chartex" xmlns:cx7="http://schemas.microsoft.com/office/drawing/2016/5/13/chartex" xmlns:cx8="http://schemas.microsoft.com/office/drawing/2016/5/14/chartex" xmlns:mc="http://schemas.openxmlformats.org/markup-compatibility/2006" xmlns:aink="http://schemas.microsoft.com/office/drawing/2016/ink" xmlns:am3d="http://schemas.microsoft.com/office/drawing/2017/model3d" xmlns:o="urn:schemas-microsoft-com:office:office" xmlns:oel="http://schemas.microsoft.com/office/2019/extlst" xmlns:r="http://schemas.openxmlformats.org/officeDocument/2006/relationships" xmlns:m="http://schemas.openxmlformats.org/officeDocument/2006/math" xmlns:v="urn:schemas-microsoft-com:vml" xmlns:wp14="http://schemas.microsoft.com/office/word/2010/wordprocessingDrawing" xmlns:wp="http://schemas.openxmlformats.org/drawingml/2006/wordprocessingDrawing" xmlns:w10="urn:schemas-microsoft-com:office:word" xmlns:w="http://schemas.openxmlformats.org/wordprocessingml/2006/main" xmlns:w14="http://schemas.microsoft.com/office/word/2010/wordml" xmlns:w15="http://schemas.microsoft.com/office/word/2012/wordml" xmlns:w16cex="http://schemas.microsoft.com/office/word/2018/wordml/cex" xmlns:w16cid="http://schemas.microsoft.com/office/word/2016/wordml/cid" xmlns:w16="http://schemas.microsoft.com/office/word/2018/wordml" xmlns:w16du="http://schemas.microsoft.com/office/word/2023/wordml/word16du" xmlns:w16sdtdh="http://schemas.microsoft.com/office/word/2020/wordml/sdtdatahash" xmlns:w16sdtfl="http://schemas.microsoft.com/office/word/2024/wordml/sdtformatlock" xmlns:w16se="http://schemas.microsoft.com/office/word/2015/wordml/symex" xmlns:wpg="http://schemas.microsoft.com/office/word/2010/wordprocessingGroup" xmlns:wpi="http://schemas.microsoft.com/office/word/2010/wordprocessingInk" xmlns:wne="http://schemas.microsoft.com/office/word/2006/wordml" xmlns:wps="http://schemas.microsoft.com/office/word/2010/wordprocessingShape" mc:Ignorable="w14 w15 w16se w16cid w16 w16cex w16sdtdh w16sdtfl w16du wp14">
   <w:tbl>
     <w:tblPr>
       <w:tblStyle w:val="Grilledutableau"/>
@@ -1652,7 +1638,7 @@
 </file>
 
 <file path=word/numbering.xml><?xml version="1.0" encoding="utf-8"?>
-<w:numbering xmlns:wpc="http://schemas.microsoft.com/office/word/2010/wordprocessingCanvas" xmlns:cx="http://schemas.microsoft.com/office/drawing/2014/chartex" xmlns:cx1="http://schemas.microsoft.com/office/drawing/2015/9/8/chartex" xmlns:cx2="http://schemas.microsoft.com/office/drawing/2015/10/21/chartex" xmlns:cx3="http://schemas.microsoft.com/office/drawing/2016/5/9/chartex" xmlns:cx4="http://schemas.microsoft.com/office/drawing/2016/5/10/chartex" xmlns:cx5="http://schemas.microsoft.com/office/drawing/2016/5/11/chartex" xmlns:cx6="http://schemas.microsoft.com/office/drawing/2016/5/12/chartex" xmlns:cx7="http://schemas.microsoft.com/office/drawing/2016/5/13/chartex" xmlns:cx8="http://schemas.microsoft.com/office/drawing/2016/5/14/chartex" xmlns:mc="http://schemas.openxmlformats.org/markup-compatibility/2006" xmlns:aink="http://schemas.microsoft.com/office/drawing/2016/ink" xmlns:am3d="http://schemas.microsoft.com/office/drawing/2017/model3d" xmlns:o="urn:schemas-microsoft-com:office:office" xmlns:oel="http://schemas.microsoft.com/office/2019/extlst" xmlns:r="http://schemas.openxmlformats.org/officeDocument/2006/relationships" xmlns:m="http://schemas.openxmlformats.org/officeDocument/2006/math" xmlns:v="urn:schemas-microsoft-com:vml" xmlns:wp14="http://schemas.microsoft.com/office/word/2010/wordprocessingDrawing" xmlns:wp="http://schemas.openxmlformats.org/drawingml/2006/wordprocessingDrawing" xmlns:w10="urn:schemas-microsoft-com:office:word" xmlns:w="http://schemas.openxmlformats.org/wordprocessingml/2006/main" xmlns:w14="http://schemas.microsoft.com/office/word/2010/wordml" xmlns:w15="http://schemas.microsoft.com/office/word/2012/wordml" xmlns:w16cex="http://schemas.microsoft.com/office/word/2018/wordml/cex" xmlns:w16cid="http://schemas.microsoft.com/office/word/2016/wordml/cid" xmlns:w16="http://schemas.microsoft.com/office/word/2018/wordml" xmlns:w16du="http://schemas.microsoft.com/office/word/2023/wordml/word16du" xmlns:w16sdtdh="http://schemas.microsoft.com/office/word/2020/wordml/sdtdatahash" xmlns:w16se="http://schemas.microsoft.com/office/word/2015/wordml/symex" xmlns:wpg="http://schemas.microsoft.com/office/word/2010/wordprocessingGroup" xmlns:wpi="http://schemas.microsoft.com/office/word/2010/wordprocessingInk" xmlns:wne="http://schemas.microsoft.com/office/word/2006/wordml" xmlns:wps="http://schemas.microsoft.com/office/word/2010/wordprocessingShape" mc:Ignorable="w14 w15 w16se w16cid w16 w16cex w16sdtdh w16du wp14">
+<w:numbering xmlns:wpc="http://schemas.microsoft.com/office/word/2010/wordprocessingCanvas" xmlns:cx="http://schemas.microsoft.com/office/drawing/2014/chartex" xmlns:cx1="http://schemas.microsoft.com/office/drawing/2015/9/8/chartex" xmlns:cx2="http://schemas.microsoft.com/office/drawing/2015/10/21/chartex" xmlns:cx3="http://schemas.microsoft.com/office/drawing/2016/5/9/chartex" xmlns:cx4="http://schemas.microsoft.com/office/drawing/2016/5/10/chartex" xmlns:cx5="http://schemas.microsoft.com/office/drawing/2016/5/11/chartex" xmlns:cx6="http://schemas.microsoft.com/office/drawing/2016/5/12/chartex" xmlns:cx7="http://schemas.microsoft.com/office/drawing/2016/5/13/chartex" xmlns:cx8="http://schemas.microsoft.com/office/drawing/2016/5/14/chartex" xmlns:mc="http://schemas.openxmlformats.org/markup-compatibility/2006" xmlns:aink="http://schemas.microsoft.com/office/drawing/2016/ink" xmlns:am3d="http://schemas.microsoft.com/office/drawing/2017/model3d" xmlns:o="urn:schemas-microsoft-com:office:office" xmlns:oel="http://schemas.microsoft.com/office/2019/extlst" xmlns:r="http://schemas.openxmlformats.org/officeDocument/2006/relationships" xmlns:m="http://schemas.openxmlformats.org/officeDocument/2006/math" xmlns:v="urn:schemas-microsoft-com:vml" xmlns:wp14="http://schemas.microsoft.com/office/word/2010/wordprocessingDrawing" xmlns:wp="http://schemas.openxmlformats.org/drawingml/2006/wordprocessingDrawing" xmlns:w10="urn:schemas-microsoft-com:office:word" xmlns:w="http://schemas.openxmlformats.org/wordprocessingml/2006/main" xmlns:w14="http://schemas.microsoft.com/office/word/2010/wordml" xmlns:w15="http://schemas.microsoft.com/office/word/2012/wordml" xmlns:w16cex="http://schemas.microsoft.com/office/word/2018/wordml/cex" xmlns:w16cid="http://schemas.microsoft.com/office/word/2016/wordml/cid" xmlns:w16="http://schemas.microsoft.com/office/word/2018/wordml" xmlns:w16du="http://schemas.microsoft.com/office/word/2023/wordml/word16du" xmlns:w16sdtdh="http://schemas.microsoft.com/office/word/2020/wordml/sdtdatahash" xmlns:w16sdtfl="http://schemas.microsoft.com/office/word/2024/wordml/sdtformatlock" xmlns:w16se="http://schemas.microsoft.com/office/word/2015/wordml/symex" xmlns:wpg="http://schemas.microsoft.com/office/word/2010/wordprocessingGroup" xmlns:wpi="http://schemas.microsoft.com/office/word/2010/wordprocessingInk" xmlns:wne="http://schemas.microsoft.com/office/word/2006/wordml" xmlns:wps="http://schemas.microsoft.com/office/word/2010/wordprocessingShape" mc:Ignorable="w14 w15 w16se w16cid w16 w16cex w16sdtdh w16sdtfl w16du wp14">
   <w:abstractNum w:abstractNumId="0" w15:restartNumberingAfterBreak="0">
     <w:nsid w:val="003C303B"/>
     <w:multiLevelType w:val="hybridMultilevel"/>
@@ -3450,7 +3436,7 @@
 </file>
 
 <file path=word/styles.xml><?xml version="1.0" encoding="utf-8"?>
-<w:styles xmlns:mc="http://schemas.openxmlformats.org/markup-compatibility/2006" xmlns:r="http://schemas.openxmlformats.org/officeDocument/2006/relationships" xmlns:w="http://schemas.openxmlformats.org/wordprocessingml/2006/main" xmlns:w14="http://schemas.microsoft.com/office/word/2010/wordml" xmlns:w15="http://schemas.microsoft.com/office/word/2012/wordml" xmlns:w16cex="http://schemas.microsoft.com/office/word/2018/wordml/cex" xmlns:w16cid="http://schemas.microsoft.com/office/word/2016/wordml/cid" xmlns:w16="http://schemas.microsoft.com/office/word/2018/wordml" xmlns:w16du="http://schemas.microsoft.com/office/word/2023/wordml/word16du" xmlns:w16sdtdh="http://schemas.microsoft.com/office/word/2020/wordml/sdtdatahash" xmlns:w16se="http://schemas.microsoft.com/office/word/2015/wordml/symex" mc:Ignorable="w14 w15 w16se w16cid w16 w16cex w16sdtdh w16du">
+<w:styles xmlns:mc="http://schemas.openxmlformats.org/markup-compatibility/2006" xmlns:r="http://schemas.openxmlformats.org/officeDocument/2006/relationships" xmlns:w="http://schemas.openxmlformats.org/wordprocessingml/2006/main" xmlns:w14="http://schemas.microsoft.com/office/word/2010/wordml" xmlns:w15="http://schemas.microsoft.com/office/word/2012/wordml" xmlns:w16cex="http://schemas.microsoft.com/office/word/2018/wordml/cex" xmlns:w16cid="http://schemas.microsoft.com/office/word/2016/wordml/cid" xmlns:w16="http://schemas.microsoft.com/office/word/2018/wordml" xmlns:w16du="http://schemas.microsoft.com/office/word/2023/wordml/word16du" xmlns:w16sdtdh="http://schemas.microsoft.com/office/word/2020/wordml/sdtdatahash" xmlns:w16sdtfl="http://schemas.microsoft.com/office/word/2024/wordml/sdtformatlock" xmlns:w16se="http://schemas.microsoft.com/office/word/2015/wordml/symex" mc:Ignorable="w14 w15 w16se w16cid w16 w16cex w16sdtdh w16sdtfl w16du">
   <w:docDefaults>
     <w:rPrDefault>
       <w:rPr>

--- a/07_Modelisation_Composant/19_Sympact_07_Modelisation_Ressort.docx
+++ b/07_Modelisation_Composant/19_Sympact_07_Modelisation_Ressort.docx
@@ -385,6 +385,9 @@
             <w:r>
               <w:t xml:space="preserve">On considère une phase d’ouverture de la barrière. </w:t>
             </w:r>
+            <w:r>
+              <w:t>On considère l’absence de galet (et donc de moteur).</w:t>
+            </w:r>
           </w:p>
           <w:p>
             <w:pPr>
@@ -396,7 +399,10 @@
               <w:spacing w:line="240" w:lineRule="auto"/>
             </w:pPr>
             <w:r>
-              <w:t>En tenant compte la géométrie de la barrière, tracer la courbe de couple de la pesanteur en fonction de l’angle d’ouverture (Excel ou Python).</w:t>
+              <w:t>En tenant compte la géométrie de la barrière, tracer la courbe de couple de la pesanteur en fonction de l’angle d’ouverture (Excel ou Python)</w:t>
+            </w:r>
+            <w:r>
+              <w:t xml:space="preserve"> (on pour tracer des courbes pour des postions de masses mobiles différentes).</w:t>
             </w:r>
           </w:p>
           <w:p>
@@ -533,6 +539,15 @@
                 <w:szCs w:val="24"/>
               </w:rPr>
               <w:t>2</w:t>
+            </w:r>
+          </w:p>
+          <w:p>
+            <w:pPr>
+              <w:spacing w:line="240" w:lineRule="auto"/>
+              <w:jc w:val="left"/>
+            </w:pPr>
+            <w:r>
+              <w:t xml:space="preserve">Démonter le galet, afin que le moteur n’ait plus d’influence. </w:t>
             </w:r>
           </w:p>
           <w:p>
